--- a/3 year/GIIS/docs/giis_3.docx
+++ b/3 year/GIIS/docs/giis_3.docx
@@ -421,7 +421,7 @@
           <w:sz w:val="24"/>
           <w:szCs w:val="24"/>
         </w:rPr>
-        <w:t>Михно Е.В.</w:t>
+        <w:t>Ситковец Я. С.</w:t>
       </w:r>
     </w:p>
     <w:p>
